--- a/output_fixed/TK_19_baza_kolonn_390x390x105_рельефная_матовая.docx
+++ b/output_fixed/TK_19_baza_kolonn_390x390x105_рельефная_матовая.docx
@@ -189,7 +189,7 @@
           <w:szCs w:val="28"/>
           <w:rFonts w:ascii="Times New Roman" w:cs="Times New Roman" w:eastAsia="Times New Roman" w:hAnsi="Times New Roman"/>
         </w:rPr>
-        <w:t xml:space="preserve">Изделие индивидуальное объемное сегментное, радиусное, сложной конфигурации, с фигурным резом профиля: выборка 70мм с дв 390×390×105 мм</w:t>
+        <w:t xml:space="preserve">Изделие индивидуальное объемное сегментное, радиусное, сложной конфигурации, с фигурным резом профиля: выборка 70мм с двухрадиусным кантом R=38° и R=42°, из полнотелого натурального камня с толщиной t=105, с радиусом изделия от R425°, лощеной фактуры, с калибровкой и полировкой торцевых частей изделия: облицовка базы колонн (по 4 сегмента на каждую из 4 колонн), деталь 3 — основание колонны сложной конфигурации, фигурная фаска, с ручной доработкой поверхности: Материал — мрамор Delikato light; обработка поверхности — рельефная матовая; размеры 390х390х105мм; см. чертеж. 390×390×105 мм</w:t>
       </w:r>
     </w:p>
     <w:p>
@@ -406,7 +406,7 @@
           <w:szCs w:val="24"/>
           <w:rFonts w:ascii="Times New Roman" w:cs="Times New Roman" w:eastAsia="Times New Roman" w:hAnsi="Times New Roman"/>
         </w:rPr>
-        <w:t xml:space="preserve">Настоящая Технологическая карта (ТК) устанавливает порядок и технологическую последовательность изготовления напольной плиты из мрамора Delikato light размером 390×390×105 мм с рельефной матовой фактурой лицевой поверхности, калибровкой по всем сторонам и фасками 5 мм по четырём кромкам.</w:t>
+        <w:t xml:space="preserve">Настоящая Технологическая карта (ТК) устанавливает порядок и технологическую последовательность изготовления базы колонны из мрамора Delikato light размером 390×390×105 мм с рельефной матовой фактурой лицевой поверхности, калибровкой по всем сторонам и фасками 5 мм по четырём кромкам.</w:t>
       </w:r>
     </w:p>
     <w:p>
@@ -523,7 +523,7 @@
           <w:szCs w:val="24"/>
           <w:rFonts w:ascii="Times New Roman" w:cs="Times New Roman" w:eastAsia="Times New Roman" w:hAnsi="Times New Roman"/>
         </w:rPr>
-        <w:t xml:space="preserve">Изделие: напольная плита прямоугольной (квадратной) формы. Конфигурация — простая прямоугольная, без сложных профилей.</w:t>
+        <w:t xml:space="preserve">Изделие: база колонны сегментной радиусной формы. Конфигурация — сегментное радиусное изделие.</w:t>
       </w:r>
     </w:p>
     <w:p>
@@ -936,7 +936,7 @@
           <w:szCs w:val="24"/>
           <w:rFonts w:ascii="Times New Roman" w:cs="Times New Roman" w:eastAsia="Times New Roman" w:hAnsi="Times New Roman"/>
         </w:rPr>
-        <w:t xml:space="preserve">Производство напольных плит 390×390×105 мм из мрамора Delikato light осуществляется в производственном цехе предприятия, оснащённом мостовыми кранами, станками механической обработки камня (SQC2200, SQC600-4D, SQC600-4D), полировальным оборудованием (ZLMS 2600, ZLMS 2600), компрессором D316Y и системой водоочистки (2×1000 л/мин). Цех обеспечен промышленной вентиляцией и водоснабжением для мокрой обработки.</w:t>
+        <w:t xml:space="preserve">Производство баз колонн 390×390×105 мм из мрамора Delikato light осуществляется в производственном цехе предприятия, оснащённом мостовыми кранами, станками механической обработки камня (SQC2200, SQC600-4D, SQC600-4D), полировальным оборудованием (ZLMS 2600, ZLMS 2600), компрессором D316Y и системой водоочистки (2×1000 л/мин). Цех обеспечен промышленной вентиляцией и водоснабжением для мокрой обработки.</w:t>
       </w:r>
     </w:p>
     <w:p>
@@ -13848,7 +13848,7 @@
           <w:szCs w:val="24"/>
           <w:rFonts w:ascii="Times New Roman" w:cs="Times New Roman" w:eastAsia="Times New Roman" w:hAnsi="Times New Roman"/>
         </w:rPr>
-        <w:t xml:space="preserve">Несмотря на то что мрамор Delikato light содержит значительно меньше кварца, чем гранит, общецеховые меры профилактики силикоза ОБЯЗАТЕЛЬНЫ на всех операциях механической обработки (распиловка, калибровка, фаскование, лощение, шлифовка, зачистка). Применение полумаски-респиратора (FFP2+), защитных очков/щитка, средств защиты слуха, перчаток и спецобуви является обязательным. Сухая обработка мрамора без работающей промышленной вентиляции — ЗАПРЕЩЕНА. Сдувание пыли сжатым воздухом при неработающей промышленной вытяжке — ЗАПРЕЩЕНО. Уборка каменной пыли — только влажным способом (СанПиН 1.2.3685-21).</w:t>
+        <w:t xml:space="preserve">Мрамор Delikato light содержит значительно меньше кварца, чем гранит, однако общецеховые меры профилактики силикоза применяются. Общецеховые меры профилактики силикоза ОБЯЗАТЕЛЬНЫ на всех операциях механической обработки (распиловка, калибровка, фаскование, лощение, шлифовка, зачистка). Применение полумаски-респиратора (FFP2+), защитных очков/щитка, средств защиты слуха, перчаток и спецобуви является обязательным. Сухая обработка мрамора без работающей промышленной вентиляции — ЗАПРЕЩЕНА. Сдувание пыли сжатым воздухом при неработающей промышленной вытяжке — ЗАПРЕЩЕНО. Уборка каменной пыли — только влажным способом (СанПиН 1.2.3685-21).</w:t>
       </w:r>
     </w:p>
     <w:p>
@@ -14260,7 +14260,7 @@
           <w:szCs w:val="24"/>
           <w:rFonts w:ascii="Times New Roman" w:cs="Times New Roman" w:eastAsia="Times New Roman" w:hAnsi="Times New Roman"/>
         </w:rPr>
-        <w:t xml:space="preserve">Маршрутная карта оформлена в соответствии с ГОСТ 3.1118-82 (ЕСТД, маршрутные карты). Содержит полный технологический маршрут производства изделие индивидуальное объемное сегментное, радиусное, сложной конфигурации, с фигурным резом профиля: выборка 70мм с дв 390×390×105 мм из мрамора Delikato light. Трудозатраты не нормированы.</w:t>
+        <w:t xml:space="preserve">Маршрутная карта оформлена в соответствии с ГОСТ 3.1118-82 (ЕСТД, маршрутные карты). Содержит полный технологический маршрут производства изделие индивидуальное объемное сегментное, радиусное, сложной конфигурации, с фигурным резом профиля: выборка 70мм с двухрадиусным кантом r=38° и r=42°, из полнотелого натурального камня с толщиной t=105, с радиусом изделия от r425°, лощеной фактуры, с калибровкой и полировкой торцевых частей изделия: облицовка базы колонн (по 4 сегмента на каждую из 4 колонн), деталь 3 — основание колонны сложной конфигурации, фигурная фаска, с ручной доработкой поверхности: материал — мрамор delikato light; обработка поверхности — рельефная матовая; размеры 390х390х105мм; см. чертеж. 390×390×105 мм из мрамора Delikato light. Трудозатраты не нормированы.</w:t>
       </w:r>
     </w:p>
     <w:p>
@@ -19281,7 +19281,7 @@
         <w:szCs w:val="20"/>
         <w:rFonts w:ascii="Times New Roman" w:cs="Times New Roman" w:eastAsia="Times New Roman" w:hAnsi="Times New Roman"/>
       </w:rPr>
-      <w:t xml:space="preserve">Изделие индивидуальное объемное сегментное, радиусное, сложной конфигурации, с фигурным резом профиля: выборка 70мм с дв 390×390×105 мм — мрамор Delikato light</w:t>
+      <w:t xml:space="preserve">Изделие индивидуальное объемное сегментное, радиусное, сложной конфигурации, с фигурным резом профиля: выборка 70мм с двухрадиусным кантом R=38° и R=42°, из полнотелого натурального камня с толщиной t=105, с радиусом изделия от R425°, лощеной фактуры, с калибровкой и полировкой торцевых частей изделия: облицовка базы колонн (по 4 сегмента на каждую из 4 колонн), деталь 3 — основание колонны сложной конфигурации, фигурная фаска, с ручной доработкой поверхности: Материал — мрамор Delikato light; обработка поверхности — рельефная матовая; размеры 390х390х105мм; см. чертеж. 390×390×105 мм — мрамор Delikato light</w:t>
     </w:r>
   </w:p>
 </w:hdr>

--- a/output_fixed/TK_19_baza_kolonn_390x390x105_рельефная_матовая.docx
+++ b/output_fixed/TK_19_baza_kolonn_390x390x105_рельефная_матовая.docx
@@ -663,7 +663,7 @@
           <w:szCs w:val="24"/>
           <w:rFonts w:ascii="Times New Roman" w:cs="Times New Roman" w:eastAsia="Times New Roman" w:hAnsi="Times New Roman"/>
         </w:rPr>
-        <w:t xml:space="preserve">Сырьевой блок: мрамор Delikato light 1-й категории по ГОСТ 9479-2011, размер 3200×1500×1000 мм, объём 4,5 м³, расчётная масса ~7,2 т (при плотности ~2700 кг/м³ — принято как консервативная оценка; уточняется по сертификату поставщика). определения грузоподъёмности подъёмных механизмов. Фактическая масса уточняется по сертификату поставщика.</w:t>
+        <w:t xml:space="preserve">Сырьевой блок: мрамор Delikato light 1-й категории по ГОСТ 9479-2011, размер 3200×1500×1000 мм, объём 4,5 м³, расчётная масса ~7,2 т (при плотности ~2700 кг/м³ — нижней консервативной оценкой; уточняется по сертификату поставщика). определения грузоподъёмности подъёмных механизмов. Фактическая масса уточняется по сертификату поставщика.</w:t>
       </w:r>
     </w:p>
     <w:p>
